--- a/policies/build/masters/AAC.8_v2_master.docx
+++ b/policies/build/masters/AAC.8_v2_master.docx
@@ -11,40 +11,25 @@
         <w:rPr>
           <w:b/>
           <w:bCs/>
+          <w:sz w:val="28"/>
+          <w:szCs w:val="28"/>
+        </w:rPr>
+        <w:t>Policy on Discharge Process and Discharge Summary</w:t>
+      </w:r>
+    </w:p>
+    <w:p>
+      <w:pPr>
+        <w:spacing w:after="60"/>
+        <w:jc w:val="center"/>
+      </w:pPr>
+      <w:r>
+        <w:rPr>
+          <w:b/>
+          <w:bCs/>
           <w:sz w:val="32"/>
           <w:szCs w:val="32"/>
         </w:rPr>
         <w:t xml:space="preserve">«Hospital Name»</w:t>
-      </w:r>
-    </w:p>
-    <w:p>
-      <w:pPr>
-        <w:spacing w:after="60"/>
-        <w:jc w:val="center"/>
-      </w:pPr>
-      <w:r>
-        <w:rPr>
-          <w:b/>
-          <w:bCs/>
-          <w:sz w:val="28"/>
-          <w:szCs w:val="28"/>
-        </w:rPr>
-        <w:t xml:space="preserve">Discharge Process and Discharge Summary</w:t>
-      </w:r>
-    </w:p>
-    <w:p>
-      <w:pPr>
-        <w:spacing w:after="240"/>
-        <w:jc w:val="center"/>
-      </w:pPr>
-      <w:r>
-        <w:rPr>
-          <w:i/>
-          <w:iCs/>
-          <w:sz w:val="20"/>
-          <w:szCs w:val="20"/>
-        </w:rPr>
-        <w:t xml:space="preserve">Discharge process, discharge summary and death summary.</w:t>
       </w:r>
     </w:p>
     <w:p>
@@ -2809,157 +2794,6 @@
         <w:t xml:space="preserve">The Nursing Superintendent holds signed acknowledgements with the induction record.</w:t>
       </w:r>
     </w:p>
-    <w:p>
-      <w:pPr>
-        <w:pStyle w:val="Heading1"/>
-        <w:spacing w:after="120" w:before="280"/>
-      </w:pPr>
-      <w:r>
-        <w:t xml:space="preserve">9. References</w:t>
-      </w:r>
-    </w:p>
-    <w:p>
-      <w:pPr>
-        <w:pStyle w:val="ListParagraph"/>
-        <w:numPr>
-          <w:ilvl w:val="0"/>
-          <w:numId w:val="1"/>
-        </w:numPr>
-        <w:spacing w:after="60"/>
-      </w:pPr>
-      <w:r>
-        <w:rPr>
-          <w:sz w:val="22"/>
-          <w:szCs w:val="22"/>
-        </w:rPr>
-        <w:t xml:space="preserve">National Accreditation Board for Hospitals and Healthcare Providers (NABH), Standards for Small Healthcare Organisations, 3rd Edition — Access, Assessment and Continuity of Care chapter, standard AAC.8.</w:t>
-      </w:r>
-    </w:p>
-    <w:p>
-      <w:pPr>
-        <w:pStyle w:val="ListParagraph"/>
-        <w:numPr>
-          <w:ilvl w:val="0"/>
-          <w:numId w:val="1"/>
-        </w:numPr>
-        <w:spacing w:after="60"/>
-      </w:pPr>
-      <w:r>
-        <w:rPr>
-          <w:sz w:val="22"/>
-          <w:szCs w:val="22"/>
-        </w:rPr>
-        <w:t xml:space="preserve">Internal documents of «Hospital Name»: discharge summary template; death summary template; discharge checklist; special-needs assessment form; LAMA documentation.</w:t>
-      </w:r>
-    </w:p>
-    <w:p>
-      <w:pPr>
-        <w:pStyle w:val="Heading1"/>
-        <w:spacing w:after="120" w:before="280"/>
-      </w:pPr>
-      <w:r>
-        <w:t xml:space="preserve">10. Distribution</w:t>
-      </w:r>
-    </w:p>
-    <w:p>
-      <w:pPr>
-        <w:spacing w:after="140"/>
-      </w:pPr>
-      <w:r>
-        <w:rPr>
-          <w:sz w:val="22"/>
-          <w:szCs w:val="22"/>
-        </w:rPr>
-        <w:t xml:space="preserve">Official master copy: office of the Medical Superintendent, «Hospital Name», with the Quality Coordinator.</w:t>
-      </w:r>
-    </w:p>
-    <w:p>
-      <w:pPr>
-        <w:spacing w:after="140"/>
-      </w:pPr>
-      <w:r>
-        <w:rPr>
-          <w:sz w:val="22"/>
-          <w:szCs w:val="22"/>
-        </w:rPr>
-        <w:t xml:space="preserve">Copies issued to: every in-patient ward; emergency; day-care; registration; nursing administration.</w:t>
-      </w:r>
-    </w:p>
-    <w:p>
-      <w:pPr>
-        <w:spacing w:after="140"/>
-      </w:pPr>
-      <w:r>
-        <w:rPr>
-          <w:sz w:val="22"/>
-          <w:szCs w:val="22"/>
-        </w:rPr>
-        <w:t xml:space="preserve">The current version is available to all staff at the «front-office policy file» and, if the hospital keeps an intranet, at «staff intranet / policies».</w:t>
-      </w:r>
-    </w:p>
-    <w:p>
-      <w:pPr>
-        <w:spacing w:after="140"/>
-      </w:pPr>
-      <w:r>
-        <w:rPr>
-          <w:sz w:val="22"/>
-          <w:szCs w:val="22"/>
-        </w:rPr>
-        <w:t xml:space="preserve">When a new version is issued, take old copies out of use.</w:t>
-      </w:r>
-    </w:p>
-    <w:p>
-      <w:pPr>
-        <w:pStyle w:val="Heading1"/>
-        <w:spacing w:after="120" w:before="280"/>
-      </w:pPr>
-      <w:r>
-        <w:t xml:space="preserve">11. Abbreviations</w:t>
-      </w:r>
-    </w:p>
-    <w:p>
-      <w:pPr>
-        <w:spacing w:after="140"/>
-      </w:pPr>
-      <w:r>
-        <w:rPr>
-          <w:sz w:val="22"/>
-          <w:szCs w:val="22"/>
-        </w:rPr>
-        <w:t xml:space="preserve">AAC — Access, Assessment and Continuity of Care (NABH SHCO chapter 2)
-CAPA — corrective and preventive action
-LAMA — leaving against medical advice
-MOM — Management of Medication (NABH SHCO chapter)
-NABH — National Accreditation Board for Hospitals and Healthcare Providers
-OE — objective element
-PRE — Patient Rights and Education (NABH SHCO chapter 4)
-SHCO — Standards for Small Healthcare Organisations</w:t>
-      </w:r>
-    </w:p>
-    <w:p>
-      <w:pPr>
-        <w:pStyle w:val="Heading1"/>
-        <w:spacing w:after="120" w:before="280"/>
-      </w:pPr>
-      <w:r>
-        <w:t xml:space="preserve">12. Traceability to NABH SHCO 3rd Edition AAC.8</w:t>
-      </w:r>
-    </w:p>
-    <w:p>
-      <w:pPr>
-        <w:spacing w:after="120"/>
-      </w:pPr>
-      <w:r>
-        <w:rPr>
-          <w:i/>
-          <w:iCs/>
-          <w:sz w:val="20"/>
-          <w:szCs w:val="20"/>
-        </w:rPr>
-        <w:t xml:space="preserve">This table is an index. It is not how the policy is organised.</w:t>
-      </w:r>
-    </w:p>
     <w:tbl>
       <w:tblPr>
         <w:tblW w:type="pct" w:w="100%"/>
@@ -3709,7 +3543,92 @@
         <w:spacing w:after="120" w:before="280"/>
       </w:pPr>
       <w:r>
-        <w:t xml:space="preserve">13. Required Records / Evidence Checklist</w:t>
+        <w:t>9. Distribution</w:t>
+      </w:r>
+    </w:p>
+    <w:p>
+      <w:pPr>
+        <w:spacing w:after="140"/>
+      </w:pPr>
+      <w:r>
+        <w:rPr>
+          <w:sz w:val="22"/>
+          <w:szCs w:val="22"/>
+        </w:rPr>
+        <w:t xml:space="preserve">Official master copy: office of the Medical Superintendent, «Hospital Name», with the Quality Coordinator.</w:t>
+      </w:r>
+    </w:p>
+    <w:p>
+      <w:pPr>
+        <w:spacing w:after="140"/>
+      </w:pPr>
+      <w:r>
+        <w:rPr>
+          <w:sz w:val="22"/>
+          <w:szCs w:val="22"/>
+        </w:rPr>
+        <w:t xml:space="preserve">Copies issued to: every in-patient ward; emergency; day-care; registration; nursing administration.</w:t>
+      </w:r>
+    </w:p>
+    <w:p>
+      <w:pPr>
+        <w:spacing w:after="140"/>
+      </w:pPr>
+      <w:r>
+        <w:rPr>
+          <w:sz w:val="22"/>
+          <w:szCs w:val="22"/>
+        </w:rPr>
+        <w:t xml:space="preserve">The current version is available to all staff at the «front-office policy file» and, if the hospital keeps an intranet, at «staff intranet / policies».</w:t>
+      </w:r>
+    </w:p>
+    <w:p>
+      <w:pPr>
+        <w:spacing w:after="140"/>
+      </w:pPr>
+      <w:r>
+        <w:rPr>
+          <w:sz w:val="22"/>
+          <w:szCs w:val="22"/>
+        </w:rPr>
+        <w:t xml:space="preserve">When a new version is issued, take old copies out of use.</w:t>
+      </w:r>
+    </w:p>
+    <w:p>
+      <w:pPr>
+        <w:pStyle w:val="Heading1"/>
+        <w:spacing w:after="120" w:before="280"/>
+      </w:pPr>
+      <w:r>
+        <w:t>10. Abbreviations</w:t>
+      </w:r>
+    </w:p>
+    <w:p>
+      <w:pPr>
+        <w:spacing w:after="140"/>
+      </w:pPr>
+      <w:r>
+        <w:rPr>
+          <w:sz w:val="22"/>
+          <w:szCs w:val="22"/>
+        </w:rPr>
+        <w:t xml:space="preserve">AAC — Access, Assessment and Continuity of Care (NABH SHCO chapter 2)
+CAPA — corrective and preventive action
+LAMA — leaving against medical advice
+MOM — Management of Medication (NABH SHCO chapter)
+NABH — National Accreditation Board for Hospitals and Healthcare Providers
+OE — objective element
+PRE — Patient Rights and Education (NABH SHCO chapter 4)
+SHCO — Standards for Small Healthcare Organisations</w:t>
+      </w:r>
+    </w:p>
+    <w:p>
+      <w:pPr>
+        <w:pStyle w:val="Heading1"/>
+        <w:spacing w:after="120" w:before="280"/>
+      </w:pPr>
+      <w:r>
+        <w:t>11. Traceability to NABH SHCO 3rd Edition AAC.8</w:t>
       </w:r>
     </w:p>
     <w:p>
@@ -3723,6 +3642,29 @@
           <w:sz w:val="20"/>
           <w:szCs w:val="20"/>
         </w:rPr>
+        <w:t xml:space="preserve">This table is an index. It is not how the policy is organised.</w:t>
+      </w:r>
+    </w:p>
+    <w:p>
+      <w:pPr>
+        <w:pStyle w:val="Heading1"/>
+        <w:spacing w:after="120" w:before="280"/>
+      </w:pPr>
+      <w:r>
+        <w:t>12. Required Records / Evidence Checklist</w:t>
+      </w:r>
+    </w:p>
+    <w:p>
+      <w:pPr>
+        <w:spacing w:after="120"/>
+      </w:pPr>
+      <w:r>
+        <w:rPr>
+          <w:i/>
+          <w:iCs/>
+          <w:sz w:val="20"/>
+          <w:szCs w:val="20"/>
+        </w:rPr>
         <w:t xml:space="preserve">Records the hospital holds under this policy, listed by objective element.</w:t>
       </w:r>
     </w:p>
@@ -4144,6 +4086,49 @@
           <w:szCs w:val="22"/>
         </w:rPr>
         <w:t xml:space="preserve">Patient and family confirmation of understanding before discharge.</w:t>
+      </w:r>
+    </w:p>
+    <w:p>
+      <w:pPr>
+        <w:pStyle w:val="Heading1"/>
+        <w:spacing w:after="120" w:before="280"/>
+      </w:pPr>
+      <w:r>
+        <w:t>13. References</w:t>
+      </w:r>
+    </w:p>
+    <w:p>
+      <w:pPr>
+        <w:pStyle w:val="ListParagraph"/>
+        <w:numPr>
+          <w:ilvl w:val="0"/>
+          <w:numId w:val="1"/>
+        </w:numPr>
+        <w:spacing w:after="60"/>
+      </w:pPr>
+      <w:r>
+        <w:rPr>
+          <w:sz w:val="22"/>
+          <w:szCs w:val="22"/>
+        </w:rPr>
+        <w:t xml:space="preserve">National Accreditation Board for Hospitals and Healthcare Providers (NABH), Standards for Small Healthcare Organisations, 3rd Edition — Access, Assessment and Continuity of Care chapter, standard AAC.8.</w:t>
+      </w:r>
+    </w:p>
+    <w:p>
+      <w:pPr>
+        <w:pStyle w:val="ListParagraph"/>
+        <w:numPr>
+          <w:ilvl w:val="0"/>
+          <w:numId w:val="1"/>
+        </w:numPr>
+        <w:spacing w:after="60"/>
+      </w:pPr>
+      <w:r>
+        <w:rPr>
+          <w:sz w:val="22"/>
+          <w:szCs w:val="22"/>
+        </w:rPr>
+        <w:t xml:space="preserve">Internal documents of «Hospital Name»: discharge summary template; death summary template; discharge checklist; special-needs assessment form; LAMA documentation.</w:t>
       </w:r>
     </w:p>
     <w:p>
@@ -4268,7 +4253,7 @@
         <w:sz w:val="16"/>
         <w:szCs w:val="16"/>
       </w:rPr>
-      <w:t xml:space="preserve">«Hospital Name»  |  «AAC/POL/08»  |  Controlled document  |  Discharge Process and Discharge Summary</w:t>
+      <w:t>«Hospital Name»  |  «AAC/POL/08»  |  Controlled document  |  Policy on Discharge Process and Discharge Summary</w:t>
     </w:r>
   </w:p>
 </w:ftr>

--- a/policies/build/masters/AAC.8_v2_master.docx
+++ b/policies/build/masters/AAC.8_v2_master.docx
@@ -1975,7 +1975,7 @@
           <w:sz w:val="22"/>
           <w:szCs w:val="22"/>
         </w:rPr>
-        <w:t xml:space="preserve">Root-cause analysis is required when the same discharge-summary defect recurs within six months.</w:t>
+        <w:t>Root-cause analysis is required when the same discharge-summary defect recurs; the organisation's defined recurrence threshold applies, as documented in the hospital's Root Cause Analysis procedure.</w:t>
       </w:r>
     </w:p>
     <w:p>

--- a/policies/build/masters/AAC.8_v2_master.docx
+++ b/policies/build/masters/AAC.8_v2_master.docx
@@ -2811,6 +2811,7 @@
         <w:gridCol w:w="100"/>
         <w:gridCol w:w="100"/>
         <w:gridCol w:w="100"/>
+        <w:gridCol w:w="100"/>
       </w:tblGrid>
       <w:tr>
         <w:tc>
@@ -2838,6 +2839,26 @@
         </w:tc>
         <w:tc>
           <w:tcPr>
+            <w:tcW w:type="pct" w:w="12%"/>
+            <w:tcBorders>
+              <w:top w:val="single" w:color="999999" w:sz="4"/>
+              <w:left w:val="single" w:color="999999" w:sz="4"/>
+              <w:bottom w:val="single" w:color="999999" w:sz="4"/>
+              <w:right w:val="single" w:color="999999" w:sz="4"/>
+            </w:tcBorders>
+            <w:shd w:fill="E8E8E8" w:val="clear"/>
+          </w:tcPr>
+          <w:p>
+            <w:r>
+              <w:rPr>
+                <w:b/>
+              </w:rPr>
+              <w:t>Level</w:t>
+            </w:r>
+          </w:p>
+        </w:tc>
+        <w:tc>
+          <w:tcPr>
             <w:tcW w:type="pct" w:w="32%"/>
             <w:tcBorders>
               <w:top w:val="single" w:color="999999" w:sz="4"/>
@@ -2931,6 +2952,22 @@
         </w:tc>
         <w:tc>
           <w:tcPr>
+            <w:tcW w:type="pct" w:w="12%"/>
+            <w:tcBorders>
+              <w:top w:val="single" w:color="999999" w:sz="4"/>
+              <w:left w:val="single" w:color="999999" w:sz="4"/>
+              <w:bottom w:val="single" w:color="999999" w:sz="4"/>
+              <w:right w:val="single" w:color="999999" w:sz="4"/>
+            </w:tcBorders>
+          </w:tcPr>
+          <w:p>
+            <w:r>
+              <w:t>Commitment</w:t>
+            </w:r>
+          </w:p>
+        </w:tc>
+        <w:tc>
+          <w:tcPr>
             <w:tcW w:type="pct" w:w="32%"/>
             <w:tcBorders>
               <w:top w:val="single" w:color="999999" w:sz="4"/>
@@ -3021,6 +3058,22 @@
         </w:tc>
         <w:tc>
           <w:tcPr>
+            <w:tcW w:type="pct" w:w="12%"/>
+            <w:tcBorders>
+              <w:top w:val="single" w:color="999999" w:sz="4"/>
+              <w:left w:val="single" w:color="999999" w:sz="4"/>
+              <w:bottom w:val="single" w:color="999999" w:sz="4"/>
+              <w:right w:val="single" w:color="999999" w:sz="4"/>
+            </w:tcBorders>
+          </w:tcPr>
+          <w:p>
+            <w:r>
+              <w:t>Commitment</w:t>
+            </w:r>
+          </w:p>
+        </w:tc>
+        <w:tc>
+          <w:tcPr>
             <w:tcW w:type="pct" w:w="32%"/>
             <w:tcBorders>
               <w:top w:val="single" w:color="999999" w:sz="4"/>
@@ -3111,6 +3164,22 @@
         </w:tc>
         <w:tc>
           <w:tcPr>
+            <w:tcW w:type="pct" w:w="12%"/>
+            <w:tcBorders>
+              <w:top w:val="single" w:color="999999" w:sz="4"/>
+              <w:left w:val="single" w:color="999999" w:sz="4"/>
+              <w:bottom w:val="single" w:color="999999" w:sz="4"/>
+              <w:right w:val="single" w:color="999999" w:sz="4"/>
+            </w:tcBorders>
+          </w:tcPr>
+          <w:p>
+            <w:r>
+              <w:t>Commitment</w:t>
+            </w:r>
+          </w:p>
+        </w:tc>
+        <w:tc>
+          <w:tcPr>
             <w:tcW w:type="pct" w:w="32%"/>
             <w:tcBorders>
               <w:top w:val="single" w:color="999999" w:sz="4"/>
@@ -3201,6 +3270,22 @@
         </w:tc>
         <w:tc>
           <w:tcPr>
+            <w:tcW w:type="pct" w:w="12%"/>
+            <w:tcBorders>
+              <w:top w:val="single" w:color="999999" w:sz="4"/>
+              <w:left w:val="single" w:color="999999" w:sz="4"/>
+              <w:bottom w:val="single" w:color="999999" w:sz="4"/>
+              <w:right w:val="single" w:color="999999" w:sz="4"/>
+            </w:tcBorders>
+          </w:tcPr>
+          <w:p>
+            <w:r>
+              <w:t>Commitment</w:t>
+            </w:r>
+          </w:p>
+        </w:tc>
+        <w:tc>
+          <w:tcPr>
             <w:tcW w:type="pct" w:w="32%"/>
             <w:tcBorders>
               <w:top w:val="single" w:color="999999" w:sz="4"/>
@@ -3291,6 +3376,22 @@
         </w:tc>
         <w:tc>
           <w:tcPr>
+            <w:tcW w:type="pct" w:w="12%"/>
+            <w:tcBorders>
+              <w:top w:val="single" w:color="999999" w:sz="4"/>
+              <w:left w:val="single" w:color="999999" w:sz="4"/>
+              <w:bottom w:val="single" w:color="999999" w:sz="4"/>
+              <w:right w:val="single" w:color="999999" w:sz="4"/>
+            </w:tcBorders>
+          </w:tcPr>
+          <w:p>
+            <w:r>
+              <w:t>Achievement</w:t>
+            </w:r>
+          </w:p>
+        </w:tc>
+        <w:tc>
+          <w:tcPr>
             <w:tcW w:type="pct" w:w="32%"/>
             <w:tcBorders>
               <w:top w:val="single" w:color="999999" w:sz="4"/>
@@ -3381,6 +3482,22 @@
         </w:tc>
         <w:tc>
           <w:tcPr>
+            <w:tcW w:type="pct" w:w="12%"/>
+            <w:tcBorders>
+              <w:top w:val="single" w:color="999999" w:sz="4"/>
+              <w:left w:val="single" w:color="999999" w:sz="4"/>
+              <w:bottom w:val="single" w:color="999999" w:sz="4"/>
+              <w:right w:val="single" w:color="999999" w:sz="4"/>
+            </w:tcBorders>
+          </w:tcPr>
+          <w:p>
+            <w:r>
+              <w:t>Commitment</w:t>
+            </w:r>
+          </w:p>
+        </w:tc>
+        <w:tc>
+          <w:tcPr>
             <w:tcW w:type="pct" w:w="32%"/>
             <w:tcBorders>
               <w:top w:val="single" w:color="999999" w:sz="4"/>
@@ -3471,6 +3588,22 @@
         </w:tc>
         <w:tc>
           <w:tcPr>
+            <w:tcW w:type="pct" w:w="12%"/>
+            <w:tcBorders>
+              <w:top w:val="single" w:color="999999" w:sz="4"/>
+              <w:left w:val="single" w:color="999999" w:sz="4"/>
+              <w:bottom w:val="single" w:color="999999" w:sz="4"/>
+              <w:right w:val="single" w:color="999999" w:sz="4"/>
+            </w:tcBorders>
+          </w:tcPr>
+          <w:p>
+            <w:r>
+              <w:t>Excellence</w:t>
+            </w:r>
+          </w:p>
+        </w:tc>
+        <w:tc>
+          <w:tcPr>
             <w:tcW w:type="pct" w:w="32%"/>
             <w:tcBorders>
               <w:top w:val="single" w:color="999999" w:sz="4"/>
@@ -3603,25 +3736,401 @@
         <w:t>10. Abbreviations</w:t>
       </w:r>
     </w:p>
-    <w:p>
-      <w:pPr>
-        <w:spacing w:after="140"/>
-      </w:pPr>
-      <w:r>
-        <w:rPr>
-          <w:sz w:val="22"/>
-          <w:szCs w:val="22"/>
-        </w:rPr>
-        <w:t xml:space="preserve">AAC — Access, Assessment and Continuity of Care (NABH SHCO chapter 2)
-CAPA — corrective and preventive action
-LAMA — leaving against medical advice
-MOM — Management of Medication (NABH SHCO chapter)
-NABH — National Accreditation Board for Hospitals and Healthcare Providers
-OE — objective element
-PRE — Patient Rights and Education (NABH SHCO chapter 4)
-SHCO — Standards for Small Healthcare Organisations</w:t>
-      </w:r>
-    </w:p>
+    <w:tbl>
+      <w:tblPr>
+        <w:tblW w:type="pct" w:w="100%"/>
+        <w:tblBorders>
+          <w:top w:val="single" w:color="auto" w:sz="4"/>
+          <w:left w:val="single" w:color="auto" w:sz="4"/>
+          <w:bottom w:val="single" w:color="auto" w:sz="4"/>
+          <w:right w:val="single" w:color="auto" w:sz="4"/>
+          <w:insideH w:val="single" w:color="auto" w:sz="4"/>
+          <w:insideV w:val="single" w:color="auto" w:sz="4"/>
+        </w:tblBorders>
+      </w:tblPr>
+      <w:tblGrid>
+        <w:gridCol w:w="100"/>
+        <w:gridCol w:w="100"/>
+      </w:tblGrid>
+      <w:tr>
+        <w:tc>
+          <w:tcPr>
+            <w:tcW w:type="pct" w:w="22%"/>
+            <w:tcBorders>
+              <w:top w:val="single" w:color="999999" w:sz="4"/>
+              <w:left w:val="single" w:color="999999" w:sz="4"/>
+              <w:bottom w:val="single" w:color="999999" w:sz="4"/>
+              <w:right w:val="single" w:color="999999" w:sz="4"/>
+            </w:tcBorders>
+            <w:shd w:fill="E8E8E8" w:val="clear"/>
+          </w:tcPr>
+          <w:p>
+            <w:r>
+              <w:rPr>
+                <w:b/>
+              </w:rPr>
+              <w:t>Abbreviation</w:t>
+            </w:r>
+          </w:p>
+        </w:tc>
+        <w:tc>
+          <w:tcPr>
+            <w:tcW w:type="pct" w:w="22%"/>
+            <w:tcBorders>
+              <w:top w:val="single" w:color="999999" w:sz="4"/>
+              <w:left w:val="single" w:color="999999" w:sz="4"/>
+              <w:bottom w:val="single" w:color="999999" w:sz="4"/>
+              <w:right w:val="single" w:color="999999" w:sz="4"/>
+            </w:tcBorders>
+            <w:shd w:fill="E8E8E8" w:val="clear"/>
+          </w:tcPr>
+          <w:p>
+            <w:r>
+              <w:rPr>
+                <w:b/>
+              </w:rPr>
+              <w:t>Meaning</w:t>
+            </w:r>
+          </w:p>
+        </w:tc>
+      </w:tr>
+      <w:tr>
+        <w:tc>
+          <w:tcPr>
+            <w:tcW w:type="pct" w:w="22%"/>
+            <w:tcBorders>
+              <w:top w:val="single" w:color="999999" w:sz="4"/>
+              <w:left w:val="single" w:color="999999" w:sz="4"/>
+              <w:bottom w:val="single" w:color="999999" w:sz="4"/>
+              <w:right w:val="single" w:color="999999" w:sz="4"/>
+            </w:tcBorders>
+            <w:shd w:fill="E8E8E8" w:val="clear"/>
+          </w:tcPr>
+          <w:p>
+            <w:r>
+              <w:rPr>
+                <w:b w:val="0"/>
+              </w:rPr>
+              <w:t>AAC</w:t>
+            </w:r>
+          </w:p>
+        </w:tc>
+        <w:tc>
+          <w:tcPr>
+            <w:tcW w:type="pct" w:w="22%"/>
+            <w:tcBorders>
+              <w:top w:val="single" w:color="999999" w:sz="4"/>
+              <w:left w:val="single" w:color="999999" w:sz="4"/>
+              <w:bottom w:val="single" w:color="999999" w:sz="4"/>
+              <w:right w:val="single" w:color="999999" w:sz="4"/>
+            </w:tcBorders>
+            <w:shd w:fill="E8E8E8" w:val="clear"/>
+          </w:tcPr>
+          <w:p>
+            <w:r>
+              <w:rPr>
+                <w:b w:val="0"/>
+              </w:rPr>
+              <w:t>Access, Assessment and Continuity of Care (NABH SHCO chapter 2)</w:t>
+            </w:r>
+          </w:p>
+        </w:tc>
+      </w:tr>
+      <w:tr>
+        <w:tc>
+          <w:tcPr>
+            <w:tcW w:type="pct" w:w="22%"/>
+            <w:tcBorders>
+              <w:top w:val="single" w:color="999999" w:sz="4"/>
+              <w:left w:val="single" w:color="999999" w:sz="4"/>
+              <w:bottom w:val="single" w:color="999999" w:sz="4"/>
+              <w:right w:val="single" w:color="999999" w:sz="4"/>
+            </w:tcBorders>
+            <w:shd w:fill="E8E8E8" w:val="clear"/>
+          </w:tcPr>
+          <w:p>
+            <w:r>
+              <w:rPr>
+                <w:b w:val="0"/>
+              </w:rPr>
+              <w:t>CAPA</w:t>
+            </w:r>
+          </w:p>
+        </w:tc>
+        <w:tc>
+          <w:tcPr>
+            <w:tcW w:type="pct" w:w="22%"/>
+            <w:tcBorders>
+              <w:top w:val="single" w:color="999999" w:sz="4"/>
+              <w:left w:val="single" w:color="999999" w:sz="4"/>
+              <w:bottom w:val="single" w:color="999999" w:sz="4"/>
+              <w:right w:val="single" w:color="999999" w:sz="4"/>
+            </w:tcBorders>
+            <w:shd w:fill="E8E8E8" w:val="clear"/>
+          </w:tcPr>
+          <w:p>
+            <w:r>
+              <w:rPr>
+                <w:b w:val="0"/>
+              </w:rPr>
+              <w:t>corrective and preventive action</w:t>
+            </w:r>
+          </w:p>
+        </w:tc>
+      </w:tr>
+      <w:tr>
+        <w:tc>
+          <w:tcPr>
+            <w:tcW w:type="pct" w:w="22%"/>
+            <w:tcBorders>
+              <w:top w:val="single" w:color="999999" w:sz="4"/>
+              <w:left w:val="single" w:color="999999" w:sz="4"/>
+              <w:bottom w:val="single" w:color="999999" w:sz="4"/>
+              <w:right w:val="single" w:color="999999" w:sz="4"/>
+            </w:tcBorders>
+            <w:shd w:fill="E8E8E8" w:val="clear"/>
+          </w:tcPr>
+          <w:p>
+            <w:r>
+              <w:rPr>
+                <w:b w:val="0"/>
+              </w:rPr>
+              <w:t>LAMA</w:t>
+            </w:r>
+          </w:p>
+        </w:tc>
+        <w:tc>
+          <w:tcPr>
+            <w:tcW w:type="pct" w:w="22%"/>
+            <w:tcBorders>
+              <w:top w:val="single" w:color="999999" w:sz="4"/>
+              <w:left w:val="single" w:color="999999" w:sz="4"/>
+              <w:bottom w:val="single" w:color="999999" w:sz="4"/>
+              <w:right w:val="single" w:color="999999" w:sz="4"/>
+            </w:tcBorders>
+            <w:shd w:fill="E8E8E8" w:val="clear"/>
+          </w:tcPr>
+          <w:p>
+            <w:r>
+              <w:rPr>
+                <w:b w:val="0"/>
+              </w:rPr>
+              <w:t>leaving against medical advice</w:t>
+            </w:r>
+          </w:p>
+        </w:tc>
+      </w:tr>
+      <w:tr>
+        <w:tc>
+          <w:tcPr>
+            <w:tcW w:type="pct" w:w="22%"/>
+            <w:tcBorders>
+              <w:top w:val="single" w:color="999999" w:sz="4"/>
+              <w:left w:val="single" w:color="999999" w:sz="4"/>
+              <w:bottom w:val="single" w:color="999999" w:sz="4"/>
+              <w:right w:val="single" w:color="999999" w:sz="4"/>
+            </w:tcBorders>
+            <w:shd w:fill="E8E8E8" w:val="clear"/>
+          </w:tcPr>
+          <w:p>
+            <w:r>
+              <w:rPr>
+                <w:b w:val="0"/>
+              </w:rPr>
+              <w:t>MOM</w:t>
+            </w:r>
+          </w:p>
+        </w:tc>
+        <w:tc>
+          <w:tcPr>
+            <w:tcW w:type="pct" w:w="22%"/>
+            <w:tcBorders>
+              <w:top w:val="single" w:color="999999" w:sz="4"/>
+              <w:left w:val="single" w:color="999999" w:sz="4"/>
+              <w:bottom w:val="single" w:color="999999" w:sz="4"/>
+              <w:right w:val="single" w:color="999999" w:sz="4"/>
+            </w:tcBorders>
+            <w:shd w:fill="E8E8E8" w:val="clear"/>
+          </w:tcPr>
+          <w:p>
+            <w:r>
+              <w:rPr>
+                <w:b w:val="0"/>
+              </w:rPr>
+              <w:t>Management of Medication (NABH SHCO chapter)</w:t>
+            </w:r>
+          </w:p>
+        </w:tc>
+      </w:tr>
+      <w:tr>
+        <w:tc>
+          <w:tcPr>
+            <w:tcW w:type="pct" w:w="22%"/>
+            <w:tcBorders>
+              <w:top w:val="single" w:color="999999" w:sz="4"/>
+              <w:left w:val="single" w:color="999999" w:sz="4"/>
+              <w:bottom w:val="single" w:color="999999" w:sz="4"/>
+              <w:right w:val="single" w:color="999999" w:sz="4"/>
+            </w:tcBorders>
+            <w:shd w:fill="E8E8E8" w:val="clear"/>
+          </w:tcPr>
+          <w:p>
+            <w:r>
+              <w:rPr>
+                <w:b w:val="0"/>
+              </w:rPr>
+              <w:t>NABH</w:t>
+            </w:r>
+          </w:p>
+        </w:tc>
+        <w:tc>
+          <w:tcPr>
+            <w:tcW w:type="pct" w:w="22%"/>
+            <w:tcBorders>
+              <w:top w:val="single" w:color="999999" w:sz="4"/>
+              <w:left w:val="single" w:color="999999" w:sz="4"/>
+              <w:bottom w:val="single" w:color="999999" w:sz="4"/>
+              <w:right w:val="single" w:color="999999" w:sz="4"/>
+            </w:tcBorders>
+            <w:shd w:fill="E8E8E8" w:val="clear"/>
+          </w:tcPr>
+          <w:p>
+            <w:r>
+              <w:rPr>
+                <w:b w:val="0"/>
+              </w:rPr>
+              <w:t>National Accreditation Board for Hospitals and Healthcare Providers</w:t>
+            </w:r>
+          </w:p>
+        </w:tc>
+      </w:tr>
+      <w:tr>
+        <w:tc>
+          <w:tcPr>
+            <w:tcW w:type="pct" w:w="22%"/>
+            <w:tcBorders>
+              <w:top w:val="single" w:color="999999" w:sz="4"/>
+              <w:left w:val="single" w:color="999999" w:sz="4"/>
+              <w:bottom w:val="single" w:color="999999" w:sz="4"/>
+              <w:right w:val="single" w:color="999999" w:sz="4"/>
+            </w:tcBorders>
+            <w:shd w:fill="E8E8E8" w:val="clear"/>
+          </w:tcPr>
+          <w:p>
+            <w:r>
+              <w:rPr>
+                <w:b w:val="0"/>
+              </w:rPr>
+              <w:t>OE</w:t>
+            </w:r>
+          </w:p>
+        </w:tc>
+        <w:tc>
+          <w:tcPr>
+            <w:tcW w:type="pct" w:w="22%"/>
+            <w:tcBorders>
+              <w:top w:val="single" w:color="999999" w:sz="4"/>
+              <w:left w:val="single" w:color="999999" w:sz="4"/>
+              <w:bottom w:val="single" w:color="999999" w:sz="4"/>
+              <w:right w:val="single" w:color="999999" w:sz="4"/>
+            </w:tcBorders>
+            <w:shd w:fill="E8E8E8" w:val="clear"/>
+          </w:tcPr>
+          <w:p>
+            <w:r>
+              <w:rPr>
+                <w:b w:val="0"/>
+              </w:rPr>
+              <w:t>objective element</w:t>
+            </w:r>
+          </w:p>
+        </w:tc>
+      </w:tr>
+      <w:tr>
+        <w:tc>
+          <w:tcPr>
+            <w:tcW w:type="pct" w:w="22%"/>
+            <w:tcBorders>
+              <w:top w:val="single" w:color="999999" w:sz="4"/>
+              <w:left w:val="single" w:color="999999" w:sz="4"/>
+              <w:bottom w:val="single" w:color="999999" w:sz="4"/>
+              <w:right w:val="single" w:color="999999" w:sz="4"/>
+            </w:tcBorders>
+            <w:shd w:fill="E8E8E8" w:val="clear"/>
+          </w:tcPr>
+          <w:p>
+            <w:r>
+              <w:rPr>
+                <w:b w:val="0"/>
+              </w:rPr>
+              <w:t>PRE</w:t>
+            </w:r>
+          </w:p>
+        </w:tc>
+        <w:tc>
+          <w:tcPr>
+            <w:tcW w:type="pct" w:w="22%"/>
+            <w:tcBorders>
+              <w:top w:val="single" w:color="999999" w:sz="4"/>
+              <w:left w:val="single" w:color="999999" w:sz="4"/>
+              <w:bottom w:val="single" w:color="999999" w:sz="4"/>
+              <w:right w:val="single" w:color="999999" w:sz="4"/>
+            </w:tcBorders>
+            <w:shd w:fill="E8E8E8" w:val="clear"/>
+          </w:tcPr>
+          <w:p>
+            <w:r>
+              <w:rPr>
+                <w:b w:val="0"/>
+              </w:rPr>
+              <w:t>Patient Rights and Education (NABH SHCO chapter 4)</w:t>
+            </w:r>
+          </w:p>
+        </w:tc>
+      </w:tr>
+      <w:tr>
+        <w:tc>
+          <w:tcPr>
+            <w:tcW w:type="pct" w:w="22%"/>
+            <w:tcBorders>
+              <w:top w:val="single" w:color="999999" w:sz="4"/>
+              <w:left w:val="single" w:color="999999" w:sz="4"/>
+              <w:bottom w:val="single" w:color="999999" w:sz="4"/>
+              <w:right w:val="single" w:color="999999" w:sz="4"/>
+            </w:tcBorders>
+            <w:shd w:fill="E8E8E8" w:val="clear"/>
+          </w:tcPr>
+          <w:p>
+            <w:r>
+              <w:rPr>
+                <w:b w:val="0"/>
+              </w:rPr>
+              <w:t>SHCO</w:t>
+            </w:r>
+          </w:p>
+        </w:tc>
+        <w:tc>
+          <w:tcPr>
+            <w:tcW w:type="pct" w:w="22%"/>
+            <w:tcBorders>
+              <w:top w:val="single" w:color="999999" w:sz="4"/>
+              <w:left w:val="single" w:color="999999" w:sz="4"/>
+              <w:bottom w:val="single" w:color="999999" w:sz="4"/>
+              <w:right w:val="single" w:color="999999" w:sz="4"/>
+            </w:tcBorders>
+            <w:shd w:fill="E8E8E8" w:val="clear"/>
+          </w:tcPr>
+          <w:p>
+            <w:r>
+              <w:rPr>
+                <w:b w:val="0"/>
+              </w:rPr>
+              <w:t>Standards for Small Healthcare Organisations</w:t>
+            </w:r>
+          </w:p>
+        </w:tc>
+      </w:tr>
+    </w:tbl>
     <w:p>
       <w:pPr>
         <w:pStyle w:val="Heading1"/>

--- a/policies/build/masters/AAC.8_v2_master.docx
+++ b/policies/build/masters/AAC.8_v2_master.docx
@@ -677,31 +677,7 @@
           <w:sz w:val="22"/>
           <w:szCs w:val="22"/>
         </w:rPr>
-        <w:t xml:space="preserve">The chapter intent is that the discharge process is orderly and the discharge summary is complete and understandable.</w:t>
-      </w:r>
-    </w:p>
-    <w:p>
-      <w:pPr>
-        <w:spacing w:after="140"/>
-      </w:pPr>
-      <w:r>
-        <w:rPr>
-          <w:sz w:val="22"/>
-          <w:szCs w:val="22"/>
-        </w:rPr>
         <w:t xml:space="preserve">This policy owns the discharge process and discharge summary content. AAC.7 owns continuity during care. AAC.3 owns assessment and care planning. MOM.9 owns implant batch/serial in the discharge summary (boundary: implant traceability is MOM.9's requirement, not duplicated here). PRE.2 owns the patient's right of access to records.</w:t>
-      </w:r>
-    </w:p>
-    <w:p>
-      <w:pPr>
-        <w:spacing w:after="140"/>
-      </w:pPr>
-      <w:r>
-        <w:rPr>
-          <w:sz w:val="22"/>
-          <w:szCs w:val="22"/>
-        </w:rPr>
-        <w:t xml:space="preserve">Words marked «like this» are defaults. A blank marked «________» must be filled before issue.</w:t>
       </w:r>
     </w:p>
     <w:p>
@@ -735,86 +711,6 @@
           <w:szCs w:val="22"/>
         </w:rPr>
         <w:t xml:space="preserve">It covers the seven elements AAC.8.a–g: discharge summary given to all patients, identification and dates, clinical content, follow-up and instructions, urgent-care instructions, death summary, and planned discharge with special-needs identification.</w:t>
-      </w:r>
-    </w:p>
-    <w:p>
-      <w:pPr>
-        <w:spacing w:after="140"/>
-      </w:pPr>
-      <w:r>
-        <w:rPr>
-          <w:sz w:val="22"/>
-          <w:szCs w:val="22"/>
-        </w:rPr>
-        <w:t xml:space="preserve">Boundaries:</w:t>
-      </w:r>
-    </w:p>
-    <w:p>
-      <w:pPr>
-        <w:pStyle w:val="ListParagraph"/>
-        <w:numPr>
-          <w:ilvl w:val="0"/>
-          <w:numId w:val="1"/>
-        </w:numPr>
-        <w:spacing w:after="60"/>
-      </w:pPr>
-      <w:r>
-        <w:rPr>
-          <w:sz w:val="22"/>
-          <w:szCs w:val="22"/>
-        </w:rPr>
-        <w:t xml:space="preserve">MOM.9 owns implant batch/serial in the discharge summary. This policy does not duplicate that requirement.</w:t>
-      </w:r>
-    </w:p>
-    <w:p>
-      <w:pPr>
-        <w:pStyle w:val="ListParagraph"/>
-        <w:numPr>
-          <w:ilvl w:val="0"/>
-          <w:numId w:val="1"/>
-        </w:numPr>
-        <w:spacing w:after="60"/>
-      </w:pPr>
-      <w:r>
-        <w:rPr>
-          <w:sz w:val="22"/>
-          <w:szCs w:val="22"/>
-        </w:rPr>
-        <w:t xml:space="preserve">AAC.2 owns transfer-out. This policy owns discharge (patient leaving the hospital's care).</w:t>
-      </w:r>
-    </w:p>
-    <w:p>
-      <w:pPr>
-        <w:pStyle w:val="ListParagraph"/>
-        <w:numPr>
-          <w:ilvl w:val="0"/>
-          <w:numId w:val="1"/>
-        </w:numPr>
-        <w:spacing w:after="60"/>
-      </w:pPr>
-      <w:r>
-        <w:rPr>
-          <w:sz w:val="22"/>
-          <w:szCs w:val="22"/>
-        </w:rPr>
-        <w:t xml:space="preserve">PRE.3 owns consent including for discharge against medical advice.</w:t>
-      </w:r>
-    </w:p>
-    <w:p>
-      <w:pPr>
-        <w:pStyle w:val="ListParagraph"/>
-        <w:numPr>
-          <w:ilvl w:val="0"/>
-          <w:numId w:val="1"/>
-        </w:numPr>
-        <w:spacing w:after="60"/>
-      </w:pPr>
-      <w:r>
-        <w:rPr>
-          <w:sz w:val="22"/>
-          <w:szCs w:val="22"/>
-        </w:rPr>
-        <w:t xml:space="preserve">PRE.5 owns final billing explanation. This policy owns the clinical discharge summary.</w:t>
       </w:r>
     </w:p>
     <w:p>

--- a/policies/build/masters/AAC.8_v2_master.docx
+++ b/policies/build/masters/AAC.8_v2_master.docx
@@ -666,18 +666,6 @@
           <w:szCs w:val="22"/>
         </w:rPr>
         <w:t xml:space="preserve">This policy says how «Hospital Name» gives a discharge summary to all patients leaving the organisation (including those leaving against medical advice), what the discharge summary contains (identification, dates, reasons, findings, diagnosis, condition, investigations, procedures, medications, treatment, follow-up, urgent-care instructions, and cause of death where applicable), how the organisation adheres to planned discharge, and how special needs following discharge are identified.</w:t>
-      </w:r>
-    </w:p>
-    <w:p>
-      <w:pPr>
-        <w:spacing w:after="140"/>
-      </w:pPr>
-      <w:r>
-        <w:rPr>
-          <w:sz w:val="22"/>
-          <w:szCs w:val="22"/>
-        </w:rPr>
-        <w:t xml:space="preserve">This policy owns the discharge process and discharge summary content. AAC.7 owns continuity during care. AAC.3 owns assessment and care planning. MOM.9 owns implant batch/serial in the discharge summary (boundary: implant traceability is MOM.9's requirement, not duplicated here). PRE.2 owns the patient's right of access to records.</w:t>
       </w:r>
     </w:p>
     <w:p>

--- a/policies/build/masters/AAC.8_v2_master.docx
+++ b/policies/build/masters/AAC.8_v2_master.docx
@@ -2678,6 +2678,490 @@
         <w:t xml:space="preserve">The Nursing Superintendent holds signed acknowledgements with the induction record.</w:t>
       </w:r>
     </w:p>
+    <w:p>
+      <w:pPr>
+        <w:pStyle w:val="Heading1"/>
+        <w:spacing w:after="120" w:before="280"/>
+      </w:pPr>
+      <w:r>
+        <w:t>9. Distribution</w:t>
+      </w:r>
+    </w:p>
+    <w:p>
+      <w:pPr>
+        <w:spacing w:after="140"/>
+      </w:pPr>
+      <w:r>
+        <w:rPr>
+          <w:sz w:val="22"/>
+          <w:szCs w:val="22"/>
+        </w:rPr>
+        <w:t xml:space="preserve">Official master copy: office of the Medical Superintendent, «Hospital Name», with the Quality Coordinator.</w:t>
+      </w:r>
+    </w:p>
+    <w:p>
+      <w:pPr>
+        <w:spacing w:after="140"/>
+      </w:pPr>
+      <w:r>
+        <w:rPr>
+          <w:sz w:val="22"/>
+          <w:szCs w:val="22"/>
+        </w:rPr>
+        <w:t xml:space="preserve">Copies issued to: every in-patient ward; emergency; day-care; registration; nursing administration.</w:t>
+      </w:r>
+    </w:p>
+    <w:p>
+      <w:pPr>
+        <w:spacing w:after="140"/>
+      </w:pPr>
+      <w:r>
+        <w:rPr>
+          <w:sz w:val="22"/>
+          <w:szCs w:val="22"/>
+        </w:rPr>
+        <w:t xml:space="preserve">The current version is available to all staff at the «front-office policy file» and, if the hospital keeps an intranet, at «staff intranet / policies».</w:t>
+      </w:r>
+    </w:p>
+    <w:p>
+      <w:pPr>
+        <w:spacing w:after="140"/>
+      </w:pPr>
+      <w:r>
+        <w:rPr>
+          <w:sz w:val="22"/>
+          <w:szCs w:val="22"/>
+        </w:rPr>
+        <w:t xml:space="preserve">When a new version is issued, take old copies out of use.</w:t>
+      </w:r>
+    </w:p>
+    <w:p>
+      <w:pPr>
+        <w:pStyle w:val="Heading1"/>
+        <w:spacing w:after="120" w:before="280"/>
+      </w:pPr>
+      <w:r>
+        <w:t>10. Abbreviations</w:t>
+      </w:r>
+    </w:p>
+    <w:tbl>
+      <w:tblPr>
+        <w:tblW w:type="pct" w:w="100%"/>
+        <w:tblBorders>
+          <w:top w:val="single" w:color="auto" w:sz="4"/>
+          <w:left w:val="single" w:color="auto" w:sz="4"/>
+          <w:bottom w:val="single" w:color="auto" w:sz="4"/>
+          <w:right w:val="single" w:color="auto" w:sz="4"/>
+          <w:insideH w:val="single" w:color="auto" w:sz="4"/>
+          <w:insideV w:val="single" w:color="auto" w:sz="4"/>
+        </w:tblBorders>
+      </w:tblPr>
+      <w:tblGrid>
+        <w:gridCol w:w="100"/>
+        <w:gridCol w:w="100"/>
+      </w:tblGrid>
+      <w:tr>
+        <w:tc>
+          <w:tcPr>
+            <w:tcW w:type="pct" w:w="22%"/>
+            <w:tcBorders>
+              <w:top w:val="single" w:color="999999" w:sz="4"/>
+              <w:left w:val="single" w:color="999999" w:sz="4"/>
+              <w:bottom w:val="single" w:color="999999" w:sz="4"/>
+              <w:right w:val="single" w:color="999999" w:sz="4"/>
+            </w:tcBorders>
+            <w:shd w:fill="E8E8E8" w:val="clear"/>
+          </w:tcPr>
+          <w:p>
+            <w:r>
+              <w:rPr>
+                <w:b/>
+              </w:rPr>
+              <w:t>Abbreviation</w:t>
+            </w:r>
+          </w:p>
+        </w:tc>
+        <w:tc>
+          <w:tcPr>
+            <w:tcW w:type="pct" w:w="22%"/>
+            <w:tcBorders>
+              <w:top w:val="single" w:color="999999" w:sz="4"/>
+              <w:left w:val="single" w:color="999999" w:sz="4"/>
+              <w:bottom w:val="single" w:color="999999" w:sz="4"/>
+              <w:right w:val="single" w:color="999999" w:sz="4"/>
+            </w:tcBorders>
+            <w:shd w:fill="E8E8E8" w:val="clear"/>
+          </w:tcPr>
+          <w:p>
+            <w:r>
+              <w:rPr>
+                <w:b/>
+              </w:rPr>
+              <w:t>Meaning</w:t>
+            </w:r>
+          </w:p>
+        </w:tc>
+      </w:tr>
+      <w:tr>
+        <w:tc>
+          <w:tcPr>
+            <w:tcW w:type="pct" w:w="22%"/>
+            <w:tcBorders>
+              <w:top w:val="single" w:color="999999" w:sz="4"/>
+              <w:left w:val="single" w:color="999999" w:sz="4"/>
+              <w:bottom w:val="single" w:color="999999" w:sz="4"/>
+              <w:right w:val="single" w:color="999999" w:sz="4"/>
+            </w:tcBorders>
+            <w:shd w:fill="E8E8E8" w:val="clear"/>
+          </w:tcPr>
+          <w:p>
+            <w:r>
+              <w:rPr>
+                <w:b w:val="0"/>
+              </w:rPr>
+              <w:t>AAC</w:t>
+            </w:r>
+          </w:p>
+        </w:tc>
+        <w:tc>
+          <w:tcPr>
+            <w:tcW w:type="pct" w:w="22%"/>
+            <w:tcBorders>
+              <w:top w:val="single" w:color="999999" w:sz="4"/>
+              <w:left w:val="single" w:color="999999" w:sz="4"/>
+              <w:bottom w:val="single" w:color="999999" w:sz="4"/>
+              <w:right w:val="single" w:color="999999" w:sz="4"/>
+            </w:tcBorders>
+            <w:shd w:fill="E8E8E8" w:val="clear"/>
+          </w:tcPr>
+          <w:p>
+            <w:r>
+              <w:rPr>
+                <w:b w:val="0"/>
+              </w:rPr>
+              <w:t>Access, Assessment and Continuity of Care (NABH SHCO chapter 2)</w:t>
+            </w:r>
+          </w:p>
+        </w:tc>
+      </w:tr>
+      <w:tr>
+        <w:tc>
+          <w:tcPr>
+            <w:tcW w:type="pct" w:w="22%"/>
+            <w:tcBorders>
+              <w:top w:val="single" w:color="999999" w:sz="4"/>
+              <w:left w:val="single" w:color="999999" w:sz="4"/>
+              <w:bottom w:val="single" w:color="999999" w:sz="4"/>
+              <w:right w:val="single" w:color="999999" w:sz="4"/>
+            </w:tcBorders>
+            <w:shd w:fill="E8E8E8" w:val="clear"/>
+          </w:tcPr>
+          <w:p>
+            <w:r>
+              <w:rPr>
+                <w:b w:val="0"/>
+              </w:rPr>
+              <w:t>CAPA</w:t>
+            </w:r>
+          </w:p>
+        </w:tc>
+        <w:tc>
+          <w:tcPr>
+            <w:tcW w:type="pct" w:w="22%"/>
+            <w:tcBorders>
+              <w:top w:val="single" w:color="999999" w:sz="4"/>
+              <w:left w:val="single" w:color="999999" w:sz="4"/>
+              <w:bottom w:val="single" w:color="999999" w:sz="4"/>
+              <w:right w:val="single" w:color="999999" w:sz="4"/>
+            </w:tcBorders>
+            <w:shd w:fill="E8E8E8" w:val="clear"/>
+          </w:tcPr>
+          <w:p>
+            <w:r>
+              <w:rPr>
+                <w:b w:val="0"/>
+              </w:rPr>
+              <w:t>corrective and preventive action</w:t>
+            </w:r>
+          </w:p>
+        </w:tc>
+      </w:tr>
+      <w:tr>
+        <w:tc>
+          <w:tcPr>
+            <w:tcW w:type="pct" w:w="22%"/>
+            <w:tcBorders>
+              <w:top w:val="single" w:color="999999" w:sz="4"/>
+              <w:left w:val="single" w:color="999999" w:sz="4"/>
+              <w:bottom w:val="single" w:color="999999" w:sz="4"/>
+              <w:right w:val="single" w:color="999999" w:sz="4"/>
+            </w:tcBorders>
+            <w:shd w:fill="E8E8E8" w:val="clear"/>
+          </w:tcPr>
+          <w:p>
+            <w:r>
+              <w:rPr>
+                <w:b w:val="0"/>
+              </w:rPr>
+              <w:t>LAMA</w:t>
+            </w:r>
+          </w:p>
+        </w:tc>
+        <w:tc>
+          <w:tcPr>
+            <w:tcW w:type="pct" w:w="22%"/>
+            <w:tcBorders>
+              <w:top w:val="single" w:color="999999" w:sz="4"/>
+              <w:left w:val="single" w:color="999999" w:sz="4"/>
+              <w:bottom w:val="single" w:color="999999" w:sz="4"/>
+              <w:right w:val="single" w:color="999999" w:sz="4"/>
+            </w:tcBorders>
+            <w:shd w:fill="E8E8E8" w:val="clear"/>
+          </w:tcPr>
+          <w:p>
+            <w:r>
+              <w:rPr>
+                <w:b w:val="0"/>
+              </w:rPr>
+              <w:t>leaving against medical advice</w:t>
+            </w:r>
+          </w:p>
+        </w:tc>
+      </w:tr>
+      <w:tr>
+        <w:tc>
+          <w:tcPr>
+            <w:tcW w:type="pct" w:w="22%"/>
+            <w:tcBorders>
+              <w:top w:val="single" w:color="999999" w:sz="4"/>
+              <w:left w:val="single" w:color="999999" w:sz="4"/>
+              <w:bottom w:val="single" w:color="999999" w:sz="4"/>
+              <w:right w:val="single" w:color="999999" w:sz="4"/>
+            </w:tcBorders>
+            <w:shd w:fill="E8E8E8" w:val="clear"/>
+          </w:tcPr>
+          <w:p>
+            <w:r>
+              <w:rPr>
+                <w:b w:val="0"/>
+              </w:rPr>
+              <w:t>MOM</w:t>
+            </w:r>
+          </w:p>
+        </w:tc>
+        <w:tc>
+          <w:tcPr>
+            <w:tcW w:type="pct" w:w="22%"/>
+            <w:tcBorders>
+              <w:top w:val="single" w:color="999999" w:sz="4"/>
+              <w:left w:val="single" w:color="999999" w:sz="4"/>
+              <w:bottom w:val="single" w:color="999999" w:sz="4"/>
+              <w:right w:val="single" w:color="999999" w:sz="4"/>
+            </w:tcBorders>
+            <w:shd w:fill="E8E8E8" w:val="clear"/>
+          </w:tcPr>
+          <w:p>
+            <w:r>
+              <w:rPr>
+                <w:b w:val="0"/>
+              </w:rPr>
+              <w:t>Management of Medication (NABH SHCO chapter)</w:t>
+            </w:r>
+          </w:p>
+        </w:tc>
+      </w:tr>
+      <w:tr>
+        <w:tc>
+          <w:tcPr>
+            <w:tcW w:type="pct" w:w="22%"/>
+            <w:tcBorders>
+              <w:top w:val="single" w:color="999999" w:sz="4"/>
+              <w:left w:val="single" w:color="999999" w:sz="4"/>
+              <w:bottom w:val="single" w:color="999999" w:sz="4"/>
+              <w:right w:val="single" w:color="999999" w:sz="4"/>
+            </w:tcBorders>
+            <w:shd w:fill="E8E8E8" w:val="clear"/>
+          </w:tcPr>
+          <w:p>
+            <w:r>
+              <w:rPr>
+                <w:b w:val="0"/>
+              </w:rPr>
+              <w:t>NABH</w:t>
+            </w:r>
+          </w:p>
+        </w:tc>
+        <w:tc>
+          <w:tcPr>
+            <w:tcW w:type="pct" w:w="22%"/>
+            <w:tcBorders>
+              <w:top w:val="single" w:color="999999" w:sz="4"/>
+              <w:left w:val="single" w:color="999999" w:sz="4"/>
+              <w:bottom w:val="single" w:color="999999" w:sz="4"/>
+              <w:right w:val="single" w:color="999999" w:sz="4"/>
+            </w:tcBorders>
+            <w:shd w:fill="E8E8E8" w:val="clear"/>
+          </w:tcPr>
+          <w:p>
+            <w:r>
+              <w:rPr>
+                <w:b w:val="0"/>
+              </w:rPr>
+              <w:t>National Accreditation Board for Hospitals and Healthcare Providers</w:t>
+            </w:r>
+          </w:p>
+        </w:tc>
+      </w:tr>
+      <w:tr>
+        <w:tc>
+          <w:tcPr>
+            <w:tcW w:type="pct" w:w="22%"/>
+            <w:tcBorders>
+              <w:top w:val="single" w:color="999999" w:sz="4"/>
+              <w:left w:val="single" w:color="999999" w:sz="4"/>
+              <w:bottom w:val="single" w:color="999999" w:sz="4"/>
+              <w:right w:val="single" w:color="999999" w:sz="4"/>
+            </w:tcBorders>
+            <w:shd w:fill="E8E8E8" w:val="clear"/>
+          </w:tcPr>
+          <w:p>
+            <w:r>
+              <w:rPr>
+                <w:b w:val="0"/>
+              </w:rPr>
+              <w:t>OE</w:t>
+            </w:r>
+          </w:p>
+        </w:tc>
+        <w:tc>
+          <w:tcPr>
+            <w:tcW w:type="pct" w:w="22%"/>
+            <w:tcBorders>
+              <w:top w:val="single" w:color="999999" w:sz="4"/>
+              <w:left w:val="single" w:color="999999" w:sz="4"/>
+              <w:bottom w:val="single" w:color="999999" w:sz="4"/>
+              <w:right w:val="single" w:color="999999" w:sz="4"/>
+            </w:tcBorders>
+            <w:shd w:fill="E8E8E8" w:val="clear"/>
+          </w:tcPr>
+          <w:p>
+            <w:r>
+              <w:rPr>
+                <w:b w:val="0"/>
+              </w:rPr>
+              <w:t>objective element</w:t>
+            </w:r>
+          </w:p>
+        </w:tc>
+      </w:tr>
+      <w:tr>
+        <w:tc>
+          <w:tcPr>
+            <w:tcW w:type="pct" w:w="22%"/>
+            <w:tcBorders>
+              <w:top w:val="single" w:color="999999" w:sz="4"/>
+              <w:left w:val="single" w:color="999999" w:sz="4"/>
+              <w:bottom w:val="single" w:color="999999" w:sz="4"/>
+              <w:right w:val="single" w:color="999999" w:sz="4"/>
+            </w:tcBorders>
+            <w:shd w:fill="E8E8E8" w:val="clear"/>
+          </w:tcPr>
+          <w:p>
+            <w:r>
+              <w:rPr>
+                <w:b w:val="0"/>
+              </w:rPr>
+              <w:t>PRE</w:t>
+            </w:r>
+          </w:p>
+        </w:tc>
+        <w:tc>
+          <w:tcPr>
+            <w:tcW w:type="pct" w:w="22%"/>
+            <w:tcBorders>
+              <w:top w:val="single" w:color="999999" w:sz="4"/>
+              <w:left w:val="single" w:color="999999" w:sz="4"/>
+              <w:bottom w:val="single" w:color="999999" w:sz="4"/>
+              <w:right w:val="single" w:color="999999" w:sz="4"/>
+            </w:tcBorders>
+            <w:shd w:fill="E8E8E8" w:val="clear"/>
+          </w:tcPr>
+          <w:p>
+            <w:r>
+              <w:rPr>
+                <w:b w:val="0"/>
+              </w:rPr>
+              <w:t>Patient Rights and Education (NABH SHCO chapter 4)</w:t>
+            </w:r>
+          </w:p>
+        </w:tc>
+      </w:tr>
+      <w:tr>
+        <w:tc>
+          <w:tcPr>
+            <w:tcW w:type="pct" w:w="22%"/>
+            <w:tcBorders>
+              <w:top w:val="single" w:color="999999" w:sz="4"/>
+              <w:left w:val="single" w:color="999999" w:sz="4"/>
+              <w:bottom w:val="single" w:color="999999" w:sz="4"/>
+              <w:right w:val="single" w:color="999999" w:sz="4"/>
+            </w:tcBorders>
+            <w:shd w:fill="E8E8E8" w:val="clear"/>
+          </w:tcPr>
+          <w:p>
+            <w:r>
+              <w:rPr>
+                <w:b w:val="0"/>
+              </w:rPr>
+              <w:t>SHCO</w:t>
+            </w:r>
+          </w:p>
+        </w:tc>
+        <w:tc>
+          <w:tcPr>
+            <w:tcW w:type="pct" w:w="22%"/>
+            <w:tcBorders>
+              <w:top w:val="single" w:color="999999" w:sz="4"/>
+              <w:left w:val="single" w:color="999999" w:sz="4"/>
+              <w:bottom w:val="single" w:color="999999" w:sz="4"/>
+              <w:right w:val="single" w:color="999999" w:sz="4"/>
+            </w:tcBorders>
+            <w:shd w:fill="E8E8E8" w:val="clear"/>
+          </w:tcPr>
+          <w:p>
+            <w:r>
+              <w:rPr>
+                <w:b w:val="0"/>
+              </w:rPr>
+              <w:t>Standards for Small Healthcare Organisations</w:t>
+            </w:r>
+          </w:p>
+        </w:tc>
+      </w:tr>
+    </w:tbl>
+    <w:p>
+      <w:pPr>
+        <w:pStyle w:val="Heading1"/>
+        <w:spacing w:after="120" w:before="280"/>
+      </w:pPr>
+      <w:r>
+        <w:t>11. Traceability to NABH SHCO 3rd Edition AAC.8</w:t>
+      </w:r>
+    </w:p>
+    <w:p>
+      <w:pPr>
+        <w:spacing w:after="120"/>
+      </w:pPr>
+      <w:r>
+        <w:rPr>
+          <w:i/>
+          <w:iCs/>
+          <w:sz w:val="20"/>
+          <w:szCs w:val="20"/>
+        </w:rPr>
+        <w:t xml:space="preserve">This table is an index. It is not how the policy is organised.</w:t>
+      </w:r>
+    </w:p>
     <w:tbl>
       <w:tblPr>
         <w:tblW w:type="pct" w:w="100%"/>
@@ -3554,490 +4038,6 @@
         </w:tc>
       </w:tr>
     </w:tbl>
-    <w:p>
-      <w:pPr>
-        <w:pStyle w:val="Heading1"/>
-        <w:spacing w:after="120" w:before="280"/>
-      </w:pPr>
-      <w:r>
-        <w:t>9. Distribution</w:t>
-      </w:r>
-    </w:p>
-    <w:p>
-      <w:pPr>
-        <w:spacing w:after="140"/>
-      </w:pPr>
-      <w:r>
-        <w:rPr>
-          <w:sz w:val="22"/>
-          <w:szCs w:val="22"/>
-        </w:rPr>
-        <w:t xml:space="preserve">Official master copy: office of the Medical Superintendent, «Hospital Name», with the Quality Coordinator.</w:t>
-      </w:r>
-    </w:p>
-    <w:p>
-      <w:pPr>
-        <w:spacing w:after="140"/>
-      </w:pPr>
-      <w:r>
-        <w:rPr>
-          <w:sz w:val="22"/>
-          <w:szCs w:val="22"/>
-        </w:rPr>
-        <w:t xml:space="preserve">Copies issued to: every in-patient ward; emergency; day-care; registration; nursing administration.</w:t>
-      </w:r>
-    </w:p>
-    <w:p>
-      <w:pPr>
-        <w:spacing w:after="140"/>
-      </w:pPr>
-      <w:r>
-        <w:rPr>
-          <w:sz w:val="22"/>
-          <w:szCs w:val="22"/>
-        </w:rPr>
-        <w:t xml:space="preserve">The current version is available to all staff at the «front-office policy file» and, if the hospital keeps an intranet, at «staff intranet / policies».</w:t>
-      </w:r>
-    </w:p>
-    <w:p>
-      <w:pPr>
-        <w:spacing w:after="140"/>
-      </w:pPr>
-      <w:r>
-        <w:rPr>
-          <w:sz w:val="22"/>
-          <w:szCs w:val="22"/>
-        </w:rPr>
-        <w:t xml:space="preserve">When a new version is issued, take old copies out of use.</w:t>
-      </w:r>
-    </w:p>
-    <w:p>
-      <w:pPr>
-        <w:pStyle w:val="Heading1"/>
-        <w:spacing w:after="120" w:before="280"/>
-      </w:pPr>
-      <w:r>
-        <w:t>10. Abbreviations</w:t>
-      </w:r>
-    </w:p>
-    <w:tbl>
-      <w:tblPr>
-        <w:tblW w:type="pct" w:w="100%"/>
-        <w:tblBorders>
-          <w:top w:val="single" w:color="auto" w:sz="4"/>
-          <w:left w:val="single" w:color="auto" w:sz="4"/>
-          <w:bottom w:val="single" w:color="auto" w:sz="4"/>
-          <w:right w:val="single" w:color="auto" w:sz="4"/>
-          <w:insideH w:val="single" w:color="auto" w:sz="4"/>
-          <w:insideV w:val="single" w:color="auto" w:sz="4"/>
-        </w:tblBorders>
-      </w:tblPr>
-      <w:tblGrid>
-        <w:gridCol w:w="100"/>
-        <w:gridCol w:w="100"/>
-      </w:tblGrid>
-      <w:tr>
-        <w:tc>
-          <w:tcPr>
-            <w:tcW w:type="pct" w:w="22%"/>
-            <w:tcBorders>
-              <w:top w:val="single" w:color="999999" w:sz="4"/>
-              <w:left w:val="single" w:color="999999" w:sz="4"/>
-              <w:bottom w:val="single" w:color="999999" w:sz="4"/>
-              <w:right w:val="single" w:color="999999" w:sz="4"/>
-            </w:tcBorders>
-            <w:shd w:fill="E8E8E8" w:val="clear"/>
-          </w:tcPr>
-          <w:p>
-            <w:r>
-              <w:rPr>
-                <w:b/>
-              </w:rPr>
-              <w:t>Abbreviation</w:t>
-            </w:r>
-          </w:p>
-        </w:tc>
-        <w:tc>
-          <w:tcPr>
-            <w:tcW w:type="pct" w:w="22%"/>
-            <w:tcBorders>
-              <w:top w:val="single" w:color="999999" w:sz="4"/>
-              <w:left w:val="single" w:color="999999" w:sz="4"/>
-              <w:bottom w:val="single" w:color="999999" w:sz="4"/>
-              <w:right w:val="single" w:color="999999" w:sz="4"/>
-            </w:tcBorders>
-            <w:shd w:fill="E8E8E8" w:val="clear"/>
-          </w:tcPr>
-          <w:p>
-            <w:r>
-              <w:rPr>
-                <w:b/>
-              </w:rPr>
-              <w:t>Meaning</w:t>
-            </w:r>
-          </w:p>
-        </w:tc>
-      </w:tr>
-      <w:tr>
-        <w:tc>
-          <w:tcPr>
-            <w:tcW w:type="pct" w:w="22%"/>
-            <w:tcBorders>
-              <w:top w:val="single" w:color="999999" w:sz="4"/>
-              <w:left w:val="single" w:color="999999" w:sz="4"/>
-              <w:bottom w:val="single" w:color="999999" w:sz="4"/>
-              <w:right w:val="single" w:color="999999" w:sz="4"/>
-            </w:tcBorders>
-            <w:shd w:fill="E8E8E8" w:val="clear"/>
-          </w:tcPr>
-          <w:p>
-            <w:r>
-              <w:rPr>
-                <w:b w:val="0"/>
-              </w:rPr>
-              <w:t>AAC</w:t>
-            </w:r>
-          </w:p>
-        </w:tc>
-        <w:tc>
-          <w:tcPr>
-            <w:tcW w:type="pct" w:w="22%"/>
-            <w:tcBorders>
-              <w:top w:val="single" w:color="999999" w:sz="4"/>
-              <w:left w:val="single" w:color="999999" w:sz="4"/>
-              <w:bottom w:val="single" w:color="999999" w:sz="4"/>
-              <w:right w:val="single" w:color="999999" w:sz="4"/>
-            </w:tcBorders>
-            <w:shd w:fill="E8E8E8" w:val="clear"/>
-          </w:tcPr>
-          <w:p>
-            <w:r>
-              <w:rPr>
-                <w:b w:val="0"/>
-              </w:rPr>
-              <w:t>Access, Assessment and Continuity of Care (NABH SHCO chapter 2)</w:t>
-            </w:r>
-          </w:p>
-        </w:tc>
-      </w:tr>
-      <w:tr>
-        <w:tc>
-          <w:tcPr>
-            <w:tcW w:type="pct" w:w="22%"/>
-            <w:tcBorders>
-              <w:top w:val="single" w:color="999999" w:sz="4"/>
-              <w:left w:val="single" w:color="999999" w:sz="4"/>
-              <w:bottom w:val="single" w:color="999999" w:sz="4"/>
-              <w:right w:val="single" w:color="999999" w:sz="4"/>
-            </w:tcBorders>
-            <w:shd w:fill="E8E8E8" w:val="clear"/>
-          </w:tcPr>
-          <w:p>
-            <w:r>
-              <w:rPr>
-                <w:b w:val="0"/>
-              </w:rPr>
-              <w:t>CAPA</w:t>
-            </w:r>
-          </w:p>
-        </w:tc>
-        <w:tc>
-          <w:tcPr>
-            <w:tcW w:type="pct" w:w="22%"/>
-            <w:tcBorders>
-              <w:top w:val="single" w:color="999999" w:sz="4"/>
-              <w:left w:val="single" w:color="999999" w:sz="4"/>
-              <w:bottom w:val="single" w:color="999999" w:sz="4"/>
-              <w:right w:val="single" w:color="999999" w:sz="4"/>
-            </w:tcBorders>
-            <w:shd w:fill="E8E8E8" w:val="clear"/>
-          </w:tcPr>
-          <w:p>
-            <w:r>
-              <w:rPr>
-                <w:b w:val="0"/>
-              </w:rPr>
-              <w:t>corrective and preventive action</w:t>
-            </w:r>
-          </w:p>
-        </w:tc>
-      </w:tr>
-      <w:tr>
-        <w:tc>
-          <w:tcPr>
-            <w:tcW w:type="pct" w:w="22%"/>
-            <w:tcBorders>
-              <w:top w:val="single" w:color="999999" w:sz="4"/>
-              <w:left w:val="single" w:color="999999" w:sz="4"/>
-              <w:bottom w:val="single" w:color="999999" w:sz="4"/>
-              <w:right w:val="single" w:color="999999" w:sz="4"/>
-            </w:tcBorders>
-            <w:shd w:fill="E8E8E8" w:val="clear"/>
-          </w:tcPr>
-          <w:p>
-            <w:r>
-              <w:rPr>
-                <w:b w:val="0"/>
-              </w:rPr>
-              <w:t>LAMA</w:t>
-            </w:r>
-          </w:p>
-        </w:tc>
-        <w:tc>
-          <w:tcPr>
-            <w:tcW w:type="pct" w:w="22%"/>
-            <w:tcBorders>
-              <w:top w:val="single" w:color="999999" w:sz="4"/>
-              <w:left w:val="single" w:color="999999" w:sz="4"/>
-              <w:bottom w:val="single" w:color="999999" w:sz="4"/>
-              <w:right w:val="single" w:color="999999" w:sz="4"/>
-            </w:tcBorders>
-            <w:shd w:fill="E8E8E8" w:val="clear"/>
-          </w:tcPr>
-          <w:p>
-            <w:r>
-              <w:rPr>
-                <w:b w:val="0"/>
-              </w:rPr>
-              <w:t>leaving against medical advice</w:t>
-            </w:r>
-          </w:p>
-        </w:tc>
-      </w:tr>
-      <w:tr>
-        <w:tc>
-          <w:tcPr>
-            <w:tcW w:type="pct" w:w="22%"/>
-            <w:tcBorders>
-              <w:top w:val="single" w:color="999999" w:sz="4"/>
-              <w:left w:val="single" w:color="999999" w:sz="4"/>
-              <w:bottom w:val="single" w:color="999999" w:sz="4"/>
-              <w:right w:val="single" w:color="999999" w:sz="4"/>
-            </w:tcBorders>
-            <w:shd w:fill="E8E8E8" w:val="clear"/>
-          </w:tcPr>
-          <w:p>
-            <w:r>
-              <w:rPr>
-                <w:b w:val="0"/>
-              </w:rPr>
-              <w:t>MOM</w:t>
-            </w:r>
-          </w:p>
-        </w:tc>
-        <w:tc>
-          <w:tcPr>
-            <w:tcW w:type="pct" w:w="22%"/>
-            <w:tcBorders>
-              <w:top w:val="single" w:color="999999" w:sz="4"/>
-              <w:left w:val="single" w:color="999999" w:sz="4"/>
-              <w:bottom w:val="single" w:color="999999" w:sz="4"/>
-              <w:right w:val="single" w:color="999999" w:sz="4"/>
-            </w:tcBorders>
-            <w:shd w:fill="E8E8E8" w:val="clear"/>
-          </w:tcPr>
-          <w:p>
-            <w:r>
-              <w:rPr>
-                <w:b w:val="0"/>
-              </w:rPr>
-              <w:t>Management of Medication (NABH SHCO chapter)</w:t>
-            </w:r>
-          </w:p>
-        </w:tc>
-      </w:tr>
-      <w:tr>
-        <w:tc>
-          <w:tcPr>
-            <w:tcW w:type="pct" w:w="22%"/>
-            <w:tcBorders>
-              <w:top w:val="single" w:color="999999" w:sz="4"/>
-              <w:left w:val="single" w:color="999999" w:sz="4"/>
-              <w:bottom w:val="single" w:color="999999" w:sz="4"/>
-              <w:right w:val="single" w:color="999999" w:sz="4"/>
-            </w:tcBorders>
-            <w:shd w:fill="E8E8E8" w:val="clear"/>
-          </w:tcPr>
-          <w:p>
-            <w:r>
-              <w:rPr>
-                <w:b w:val="0"/>
-              </w:rPr>
-              <w:t>NABH</w:t>
-            </w:r>
-          </w:p>
-        </w:tc>
-        <w:tc>
-          <w:tcPr>
-            <w:tcW w:type="pct" w:w="22%"/>
-            <w:tcBorders>
-              <w:top w:val="single" w:color="999999" w:sz="4"/>
-              <w:left w:val="single" w:color="999999" w:sz="4"/>
-              <w:bottom w:val="single" w:color="999999" w:sz="4"/>
-              <w:right w:val="single" w:color="999999" w:sz="4"/>
-            </w:tcBorders>
-            <w:shd w:fill="E8E8E8" w:val="clear"/>
-          </w:tcPr>
-          <w:p>
-            <w:r>
-              <w:rPr>
-                <w:b w:val="0"/>
-              </w:rPr>
-              <w:t>National Accreditation Board for Hospitals and Healthcare Providers</w:t>
-            </w:r>
-          </w:p>
-        </w:tc>
-      </w:tr>
-      <w:tr>
-        <w:tc>
-          <w:tcPr>
-            <w:tcW w:type="pct" w:w="22%"/>
-            <w:tcBorders>
-              <w:top w:val="single" w:color="999999" w:sz="4"/>
-              <w:left w:val="single" w:color="999999" w:sz="4"/>
-              <w:bottom w:val="single" w:color="999999" w:sz="4"/>
-              <w:right w:val="single" w:color="999999" w:sz="4"/>
-            </w:tcBorders>
-            <w:shd w:fill="E8E8E8" w:val="clear"/>
-          </w:tcPr>
-          <w:p>
-            <w:r>
-              <w:rPr>
-                <w:b w:val="0"/>
-              </w:rPr>
-              <w:t>OE</w:t>
-            </w:r>
-          </w:p>
-        </w:tc>
-        <w:tc>
-          <w:tcPr>
-            <w:tcW w:type="pct" w:w="22%"/>
-            <w:tcBorders>
-              <w:top w:val="single" w:color="999999" w:sz="4"/>
-              <w:left w:val="single" w:color="999999" w:sz="4"/>
-              <w:bottom w:val="single" w:color="999999" w:sz="4"/>
-              <w:right w:val="single" w:color="999999" w:sz="4"/>
-            </w:tcBorders>
-            <w:shd w:fill="E8E8E8" w:val="clear"/>
-          </w:tcPr>
-          <w:p>
-            <w:r>
-              <w:rPr>
-                <w:b w:val="0"/>
-              </w:rPr>
-              <w:t>objective element</w:t>
-            </w:r>
-          </w:p>
-        </w:tc>
-      </w:tr>
-      <w:tr>
-        <w:tc>
-          <w:tcPr>
-            <w:tcW w:type="pct" w:w="22%"/>
-            <w:tcBorders>
-              <w:top w:val="single" w:color="999999" w:sz="4"/>
-              <w:left w:val="single" w:color="999999" w:sz="4"/>
-              <w:bottom w:val="single" w:color="999999" w:sz="4"/>
-              <w:right w:val="single" w:color="999999" w:sz="4"/>
-            </w:tcBorders>
-            <w:shd w:fill="E8E8E8" w:val="clear"/>
-          </w:tcPr>
-          <w:p>
-            <w:r>
-              <w:rPr>
-                <w:b w:val="0"/>
-              </w:rPr>
-              <w:t>PRE</w:t>
-            </w:r>
-          </w:p>
-        </w:tc>
-        <w:tc>
-          <w:tcPr>
-            <w:tcW w:type="pct" w:w="22%"/>
-            <w:tcBorders>
-              <w:top w:val="single" w:color="999999" w:sz="4"/>
-              <w:left w:val="single" w:color="999999" w:sz="4"/>
-              <w:bottom w:val="single" w:color="999999" w:sz="4"/>
-              <w:right w:val="single" w:color="999999" w:sz="4"/>
-            </w:tcBorders>
-            <w:shd w:fill="E8E8E8" w:val="clear"/>
-          </w:tcPr>
-          <w:p>
-            <w:r>
-              <w:rPr>
-                <w:b w:val="0"/>
-              </w:rPr>
-              <w:t>Patient Rights and Education (NABH SHCO chapter 4)</w:t>
-            </w:r>
-          </w:p>
-        </w:tc>
-      </w:tr>
-      <w:tr>
-        <w:tc>
-          <w:tcPr>
-            <w:tcW w:type="pct" w:w="22%"/>
-            <w:tcBorders>
-              <w:top w:val="single" w:color="999999" w:sz="4"/>
-              <w:left w:val="single" w:color="999999" w:sz="4"/>
-              <w:bottom w:val="single" w:color="999999" w:sz="4"/>
-              <w:right w:val="single" w:color="999999" w:sz="4"/>
-            </w:tcBorders>
-            <w:shd w:fill="E8E8E8" w:val="clear"/>
-          </w:tcPr>
-          <w:p>
-            <w:r>
-              <w:rPr>
-                <w:b w:val="0"/>
-              </w:rPr>
-              <w:t>SHCO</w:t>
-            </w:r>
-          </w:p>
-        </w:tc>
-        <w:tc>
-          <w:tcPr>
-            <w:tcW w:type="pct" w:w="22%"/>
-            <w:tcBorders>
-              <w:top w:val="single" w:color="999999" w:sz="4"/>
-              <w:left w:val="single" w:color="999999" w:sz="4"/>
-              <w:bottom w:val="single" w:color="999999" w:sz="4"/>
-              <w:right w:val="single" w:color="999999" w:sz="4"/>
-            </w:tcBorders>
-            <w:shd w:fill="E8E8E8" w:val="clear"/>
-          </w:tcPr>
-          <w:p>
-            <w:r>
-              <w:rPr>
-                <w:b w:val="0"/>
-              </w:rPr>
-              <w:t>Standards for Small Healthcare Organisations</w:t>
-            </w:r>
-          </w:p>
-        </w:tc>
-      </w:tr>
-    </w:tbl>
-    <w:p>
-      <w:pPr>
-        <w:pStyle w:val="Heading1"/>
-        <w:spacing w:after="120" w:before="280"/>
-      </w:pPr>
-      <w:r>
-        <w:t>11. Traceability to NABH SHCO 3rd Edition AAC.8</w:t>
-      </w:r>
-    </w:p>
-    <w:p>
-      <w:pPr>
-        <w:spacing w:after="120"/>
-      </w:pPr>
-      <w:r>
-        <w:rPr>
-          <w:i/>
-          <w:iCs/>
-          <w:sz w:val="20"/>
-          <w:szCs w:val="20"/>
-        </w:rPr>
-        <w:t xml:space="preserve">This table is an index. It is not how the policy is organised.</w:t>
-      </w:r>
-    </w:p>
     <w:p>
       <w:pPr>
         <w:pStyle w:val="Heading1"/>

--- a/policies/build/masters/AAC.8_v2_master.docx
+++ b/policies/build/masters/AAC.8_v2_master.docx
@@ -698,7 +698,7 @@
           <w:sz w:val="22"/>
           <w:szCs w:val="22"/>
         </w:rPr>
-        <w:t xml:space="preserve">It covers the seven elements AAC.8.a–g: discharge summary given to all patients, identification and dates, clinical content, follow-up and instructions, urgent-care instructions, death summary, and planned discharge with special-needs identification.</w:t>
+        <w:t>It covers seven elements: discharge summary given to all patients, identification and dates, clinical content, follow-up and instructions, urgent-care instructions, death summary, and planned discharge with special-needs identification.</w:t>
       </w:r>
     </w:p>
     <w:p>
@@ -842,7 +842,7 @@
           <w:sz w:val="22"/>
           <w:szCs w:val="22"/>
         </w:rPr>
-        <w:t xml:space="preserve">For LAMA patients, the discharge summary includes what was advised, the risks of leaving, and that the patient left against medical advice. The LAMA documentation stays with PRE.3 (consent); this step owns the summary content.</w:t>
+        <w:t>For LAMA patients, the discharge summary includes what was advised, the risks of leaving, and that the patient left against medical advice. The LAMA consent documentation is handled under the informed-consent policy; this step covers the summary content.</w:t>
       </w:r>
     </w:p>
     <w:p>
@@ -897,7 +897,7 @@
           <w:sz w:val="22"/>
           <w:szCs w:val="22"/>
         </w:rPr>
-        <w:t xml:space="preserve">unique identification number (as generated under AAC.2.b);</w:t>
+        <w:t>unique identification number (as generated under the relevant policy);</w:t>
       </w:r>
     </w:p>
     <w:p>

--- a/policies/build/masters/AAC.8_v2_master.docx
+++ b/policies/build/masters/AAC.8_v2_master.docx
@@ -4504,8 +4504,23 @@
           <w:sz w:val="22"/>
           <w:szCs w:val="22"/>
         </w:rPr>
-        <w:t xml:space="preserve">National Accreditation Board for Hospitals and Healthcare Providers (NABH), Standards for Small Healthcare Organisations, 3rd Edition — Access, Assessment and Continuity of Care chapter, standard AAC.8.</w:t>
-      </w:r>
+      </w:r>
+      <w:r>
+        <w:rPr>
+          <w:sz w:val="22"/>
+        </w:rPr>
+        <w:t xml:space="preserve">National Accreditation Board for Hospitals &amp; Healthcare Providers. (2022). Standards for small healthcare organisations (3rd ed.) — Access, Assessment and Continuity of Care chapter, standard AAC.8. </w:t>
+      </w:r>
+      <w:hyperlink r:id="rId9">
+        <w:r>
+          <w:rPr>
+            <w:rStyle w:val="Hyperlink"/>
+            <w:sz w:val="22"/>
+            <w:szCs w:val="22"/>
+          </w:rPr>
+          <w:t>https://nabh.co/programmes/small-healthcare-organisation-shco-accreditation-programme/</w:t>
+        </w:r>
+      </w:hyperlink>
     </w:p>
     <w:p>
       <w:pPr>
